--- a/plantillas/oficio_protocolo.docx
+++ b/plantillas/oficio_protocolo.docx
@@ -366,37 +366,37 @@
         <w:rPr>
           <w:color w:val="000000" w:themeColor="text1"/>
         </w:rPr>
-        <w:t xml:space="preserve">Protocolo de Necropsia integral y </w:t>
-      </w:r>
-      <w:r>
-        <w:rPr>
-          <w:color w:val="000000" w:themeColor="text1"/>
-        </w:rPr>
-        <w:t>f</w:t>
-      </w:r>
-      <w:r>
-        <w:rPr>
-          <w:color w:val="000000" w:themeColor="text1"/>
-        </w:rPr>
-        <w:t xml:space="preserve">luidos de la persona </w:t>
-      </w:r>
-      <w:r>
-        <w:rPr>
-          <w:color w:val="000000" w:themeColor="text1"/>
-        </w:rPr>
-        <w:t>Q.E.V.F.</w:t>
-      </w:r>
-      <w:r>
-        <w:rPr>
-          <w:color w:val="000000" w:themeColor="text1"/>
-        </w:rPr>
-        <w:t xml:space="preserve"> </w:t>
-      </w:r>
-      <w:r>
-        <w:rPr>
-          <w:color w:val="000000" w:themeColor="text1"/>
-        </w:rPr>
-        <w:t xml:space="preserve">${fallecido_nombres} ${fallecido_apellidos} </w:t>
+        <w:t xml:space="preserve">${oficio_asunto}</w:t>
+      </w:r>
+      <w:r>
+        <w:rPr>
+          <w:color w:val="000000" w:themeColor="text1"/>
+        </w:rPr>
+        <w:t/>
+      </w:r>
+      <w:r>
+        <w:rPr>
+          <w:color w:val="000000" w:themeColor="text1"/>
+        </w:rPr>
+        <w:t xml:space="preserve"/>
+      </w:r>
+      <w:r>
+        <w:rPr>
+          <w:color w:val="000000" w:themeColor="text1"/>
+        </w:rPr>
+        <w:t/>
+      </w:r>
+      <w:r>
+        <w:rPr>
+          <w:color w:val="000000" w:themeColor="text1"/>
+        </w:rPr>
+        <w:t xml:space="preserve"/>
+      </w:r>
+      <w:r>
+        <w:rPr>
+          <w:color w:val="000000" w:themeColor="text1"/>
+        </w:rPr>
+        <w:t xml:space="preserve"/>
       </w:r>
       <w:r>
         <w:rPr>
@@ -404,7 +404,7 @@
           <w:bCs/>
           <w:color w:val="000000" w:themeColor="text1"/>
         </w:rPr>
-        <w:t>(</w:t>
+        <w:t/>
       </w:r>
       <w:r>
         <w:rPr>
@@ -412,7 +412,7 @@
           <w:bCs/>
           <w:color w:val="000000" w:themeColor="text1"/>
         </w:rPr>
-        <w:t>${fallecido_edad}</w:t>
+        <w:t/>
       </w:r>
       <w:r>
         <w:rPr>
@@ -420,25 +420,25 @@
           <w:bCs/>
           <w:color w:val="000000" w:themeColor="text1"/>
         </w:rPr>
-        <w:t>)</w:t>
-      </w:r>
-      <w:r>
-        <w:rPr>
-          <w:color w:val="000000" w:themeColor="text1"/>
-        </w:rPr>
-        <w:t>; por motivo que se indica.</w:t>
-      </w:r>
-      <w:r>
-        <w:rPr>
-          <w:color w:val="000000" w:themeColor="text1"/>
-        </w:rPr>
-        <w:t xml:space="preserve"> </w:t>
-      </w:r>
-      <w:r>
-        <w:rPr>
-          <w:color w:val="000000" w:themeColor="text1"/>
-        </w:rPr>
-        <w:t>-</w:t>
+        <w:t/>
+      </w:r>
+      <w:r>
+        <w:rPr>
+          <w:color w:val="000000" w:themeColor="text1"/>
+        </w:rPr>
+        <w:t/>
+      </w:r>
+      <w:r>
+        <w:rPr>
+          <w:color w:val="000000" w:themeColor="text1"/>
+        </w:rPr>
+        <w:t xml:space="preserve"/>
+      </w:r>
+      <w:r>
+        <w:rPr>
+          <w:color w:val="000000" w:themeColor="text1"/>
+        </w:rPr>
+        <w:t/>
       </w:r>
       <w:r>
         <w:rPr>
@@ -446,14 +446,14 @@
           <w:color w:val="000000" w:themeColor="text1"/>
           <w:u w:val="single"/>
         </w:rPr>
-        <w:t>SOLICITA</w:t>
+        <w:t/>
       </w:r>
       <w:r>
         <w:rPr>
           <w:b/>
           <w:color w:val="000000" w:themeColor="text1"/>
         </w:rPr>
-        <w:t>/</w:t>
+        <w:t/>
       </w:r>
     </w:p>
     <w:p>
